--- a/downloads/handouts/Unit 04/Handout 04.03 - Repair Station Cards and Maintenance Calendar.docx
+++ b/downloads/handouts/Unit 04/Handout 04.03 - Repair Station Cards and Maintenance Calendar.docx
@@ -41,11 +41,313 @@
       <w:pPr>
         <w:pStyle w:val="Heading2"/>
       </w:pPr>
-      <w:bookmarkStart w:id="21" w:name="word-bank-in-other-languages"/>
-      <w:r>
-        <w:t xml:space="preserve">Word bank in other languages</w:t>
+      <w:bookmarkStart w:id="21" w:name="word-bank-in-spanish"/>
+      <w:r>
+        <w:t xml:space="preserve">Word bank in Spanish</w:t>
       </w:r>
       <w:bookmarkEnd w:id="21"/>
+    </w:p>
+    <w:tbl>
+      <w:tblPr>
+        <w:tblStyle w:val="Table"/>
+        <w:tblW w:type="pct" w:w="5000"/>
+        <w:tblLook w:firstRow="1"/>
+      </w:tblPr>
+      <w:tblGrid>
+        <w:gridCol w:w="4680"/>
+        <w:gridCol w:w="4680"/>
+      </w:tblGrid>
+      <w:tr>
+        <w:trPr>
+          <w:cnfStyle w:firstRow="1"/>
+        </w:trPr>
+        <w:tc>
+          <w:tcPr>
+            <w:tcW w:type="dxa" w:w="4680"/>
+            <w:tcBorders>
+              <w:bottom w:val="single"/>
+            </w:tcBorders>
+            <w:vAlign w:val="bottom"/>
+          </w:tcPr>
+          <w:p>
+            <w:pPr>
+              <w:pStyle w:val="Compact"/>
+              <w:jc w:val="left"/>
+            </w:pPr>
+            <w:r>
+              <w:t xml:space="preserve">English</w:t>
+            </w:r>
+          </w:p>
+        </w:tc>
+        <w:tc>
+          <w:tcPr>
+            <w:tcW w:type="dxa" w:w="4680"/>
+            <w:tcBorders>
+              <w:bottom w:val="single"/>
+            </w:tcBorders>
+            <w:vAlign w:val="bottom"/>
+          </w:tcPr>
+          <w:p>
+            <w:pPr>
+              <w:pStyle w:val="Compact"/>
+              <w:jc w:val="left"/>
+            </w:pPr>
+            <w:r>
+              <w:t xml:space="preserve">Spanish</w:t>
+            </w:r>
+          </w:p>
+        </w:tc>
+      </w:tr>
+      <w:tr>
+        <w:tc>
+          <w:tcPr>
+            <w:tcW w:type="dxa" w:w="4680"/>
+          </w:tcPr>
+          <w:p>
+            <w:pPr>
+              <w:pStyle w:val="Compact"/>
+              <w:jc w:val="left"/>
+            </w:pPr>
+            <w:r>
+              <w:t xml:space="preserve">screwdriver</w:t>
+            </w:r>
+          </w:p>
+        </w:tc>
+        <w:tc>
+          <w:tcPr>
+            <w:tcW w:type="dxa" w:w="4680"/>
+          </w:tcPr>
+          <w:p>
+            <w:pPr>
+              <w:pStyle w:val="Compact"/>
+              <w:jc w:val="left"/>
+            </w:pPr>
+            <w:r>
+              <w:t xml:space="preserve">destornillador</w:t>
+            </w:r>
+          </w:p>
+        </w:tc>
+      </w:tr>
+      <w:tr>
+        <w:tc>
+          <w:tcPr>
+            <w:tcW w:type="dxa" w:w="4680"/>
+          </w:tcPr>
+          <w:p>
+            <w:pPr>
+              <w:pStyle w:val="Compact"/>
+              <w:jc w:val="left"/>
+            </w:pPr>
+            <w:r>
+              <w:t xml:space="preserve">pliers</w:t>
+            </w:r>
+          </w:p>
+        </w:tc>
+        <w:tc>
+          <w:tcPr>
+            <w:tcW w:type="dxa" w:w="4680"/>
+          </w:tcPr>
+          <w:p>
+            <w:pPr>
+              <w:pStyle w:val="Compact"/>
+              <w:jc w:val="left"/>
+            </w:pPr>
+            <w:r>
+              <w:t xml:space="preserve">alicates (pinzas)</w:t>
+            </w:r>
+          </w:p>
+        </w:tc>
+      </w:tr>
+      <w:tr>
+        <w:tc>
+          <w:tcPr>
+            <w:tcW w:type="dxa" w:w="4680"/>
+          </w:tcPr>
+          <w:p>
+            <w:pPr>
+              <w:pStyle w:val="Compact"/>
+              <w:jc w:val="left"/>
+            </w:pPr>
+            <w:r>
+              <w:t xml:space="preserve">wrench</w:t>
+            </w:r>
+          </w:p>
+        </w:tc>
+        <w:tc>
+          <w:tcPr>
+            <w:tcW w:type="dxa" w:w="4680"/>
+          </w:tcPr>
+          <w:p>
+            <w:pPr>
+              <w:pStyle w:val="Compact"/>
+              <w:jc w:val="left"/>
+            </w:pPr>
+            <w:r>
+              <w:t xml:space="preserve">llave inglesa</w:t>
+            </w:r>
+          </w:p>
+        </w:tc>
+      </w:tr>
+      <w:tr>
+        <w:tc>
+          <w:tcPr>
+            <w:tcW w:type="dxa" w:w="4680"/>
+          </w:tcPr>
+          <w:p>
+            <w:pPr>
+              <w:pStyle w:val="Compact"/>
+              <w:jc w:val="left"/>
+            </w:pPr>
+            <w:r>
+              <w:t xml:space="preserve">level</w:t>
+            </w:r>
+          </w:p>
+        </w:tc>
+        <w:tc>
+          <w:tcPr>
+            <w:tcW w:type="dxa" w:w="4680"/>
+          </w:tcPr>
+          <w:p>
+            <w:pPr>
+              <w:pStyle w:val="Compact"/>
+              <w:jc w:val="left"/>
+            </w:pPr>
+            <w:r>
+              <w:t xml:space="preserve">nivel</w:t>
+            </w:r>
+          </w:p>
+        </w:tc>
+      </w:tr>
+      <w:tr>
+        <w:tc>
+          <w:tcPr>
+            <w:tcW w:type="dxa" w:w="4680"/>
+          </w:tcPr>
+          <w:p>
+            <w:pPr>
+              <w:pStyle w:val="Compact"/>
+              <w:jc w:val="left"/>
+            </w:pPr>
+            <w:r>
+              <w:t xml:space="preserve">tape measure</w:t>
+            </w:r>
+          </w:p>
+        </w:tc>
+        <w:tc>
+          <w:tcPr>
+            <w:tcW w:type="dxa" w:w="4680"/>
+          </w:tcPr>
+          <w:p>
+            <w:pPr>
+              <w:pStyle w:val="Compact"/>
+              <w:jc w:val="left"/>
+            </w:pPr>
+            <w:r>
+              <w:t xml:space="preserve">cinta métrica</w:t>
+            </w:r>
+          </w:p>
+        </w:tc>
+      </w:tr>
+      <w:tr>
+        <w:tc>
+          <w:tcPr>
+            <w:tcW w:type="dxa" w:w="4680"/>
+          </w:tcPr>
+          <w:p>
+            <w:pPr>
+              <w:pStyle w:val="Compact"/>
+              <w:jc w:val="left"/>
+            </w:pPr>
+            <w:r>
+              <w:t xml:space="preserve">plunger</w:t>
+            </w:r>
+          </w:p>
+        </w:tc>
+        <w:tc>
+          <w:tcPr>
+            <w:tcW w:type="dxa" w:w="4680"/>
+          </w:tcPr>
+          <w:p>
+            <w:pPr>
+              <w:pStyle w:val="Compact"/>
+              <w:jc w:val="left"/>
+            </w:pPr>
+            <w:r>
+              <w:t xml:space="preserve">destapador (desatascador)</w:t>
+            </w:r>
+          </w:p>
+        </w:tc>
+      </w:tr>
+      <w:tr>
+        <w:tc>
+          <w:tcPr>
+            <w:tcW w:type="dxa" w:w="4680"/>
+          </w:tcPr>
+          <w:p>
+            <w:pPr>
+              <w:pStyle w:val="Compact"/>
+              <w:jc w:val="left"/>
+            </w:pPr>
+            <w:r>
+              <w:t xml:space="preserve">circuit breaker</w:t>
+            </w:r>
+          </w:p>
+        </w:tc>
+        <w:tc>
+          <w:tcPr>
+            <w:tcW w:type="dxa" w:w="4680"/>
+          </w:tcPr>
+          <w:p>
+            <w:pPr>
+              <w:pStyle w:val="Compact"/>
+              <w:jc w:val="left"/>
+            </w:pPr>
+            <w:r>
+              <w:t xml:space="preserve">interruptor (breaker)</w:t>
+            </w:r>
+          </w:p>
+        </w:tc>
+      </w:tr>
+      <w:tr>
+        <w:tc>
+          <w:tcPr>
+            <w:tcW w:type="dxa" w:w="4680"/>
+          </w:tcPr>
+          <w:p>
+            <w:pPr>
+              <w:pStyle w:val="Compact"/>
+              <w:jc w:val="left"/>
+            </w:pPr>
+            <w:r>
+              <w:t xml:space="preserve">filter</w:t>
+            </w:r>
+          </w:p>
+        </w:tc>
+        <w:tc>
+          <w:tcPr>
+            <w:tcW w:type="dxa" w:w="4680"/>
+          </w:tcPr>
+          <w:p>
+            <w:pPr>
+              <w:pStyle w:val="Compact"/>
+              <w:jc w:val="left"/>
+            </w:pPr>
+            <w:r>
+              <w:t xml:space="preserve">filtro</w:t>
+            </w:r>
+          </w:p>
+        </w:tc>
+      </w:tr>
+    </w:tbl>
+    <w:p>
+      <w:pPr>
+        <w:pStyle w:val="Heading2"/>
+      </w:pPr>
+      <w:bookmarkStart w:id="22" w:name="part-1-the-seven-small-jobs"/>
+      <w:r>
+        <w:t xml:space="preserve">Part 1: The seven small jobs</w:t>
+      </w:r>
+      <w:bookmarkEnd w:id="22"/>
     </w:p>
     <w:tbl>
       <w:tblPr>
@@ -77,570 +379,6 @@
               <w:jc w:val="left"/>
             </w:pPr>
             <w:r>
-              <w:t xml:space="preserve">English</w:t>
-            </w:r>
-          </w:p>
-        </w:tc>
-        <w:tc>
-          <w:tcPr>
-            <w:tcW w:type="dxa" w:w="2340"/>
-            <w:tcBorders>
-              <w:bottom w:val="single"/>
-            </w:tcBorders>
-            <w:vAlign w:val="bottom"/>
-          </w:tcPr>
-          <w:p>
-            <w:pPr>
-              <w:pStyle w:val="Compact"/>
-              <w:jc w:val="left"/>
-            </w:pPr>
-            <w:r>
-              <w:t xml:space="preserve">Turkish</w:t>
-            </w:r>
-          </w:p>
-        </w:tc>
-        <w:tc>
-          <w:tcPr>
-            <w:tcW w:type="dxa" w:w="2340"/>
-            <w:tcBorders>
-              <w:bottom w:val="single"/>
-            </w:tcBorders>
-            <w:vAlign w:val="bottom"/>
-          </w:tcPr>
-          <w:p>
-            <w:pPr>
-              <w:pStyle w:val="Compact"/>
-              <w:jc w:val="left"/>
-            </w:pPr>
-            <w:r>
-              <w:t xml:space="preserve">Portuguese</w:t>
-            </w:r>
-          </w:p>
-        </w:tc>
-        <w:tc>
-          <w:tcPr>
-            <w:tcW w:type="dxa" w:w="2340"/>
-            <w:tcBorders>
-              <w:bottom w:val="single"/>
-            </w:tcBorders>
-            <w:vAlign w:val="bottom"/>
-          </w:tcPr>
-          <w:p>
-            <w:pPr>
-              <w:pStyle w:val="Compact"/>
-              <w:jc w:val="left"/>
-            </w:pPr>
-            <w:r>
-              <w:t xml:space="preserve">Spanish</w:t>
-            </w:r>
-          </w:p>
-        </w:tc>
-      </w:tr>
-      <w:tr>
-        <w:tc>
-          <w:tcPr>
-            <w:tcW w:type="dxa" w:w="2340"/>
-          </w:tcPr>
-          <w:p>
-            <w:pPr>
-              <w:pStyle w:val="Compact"/>
-              <w:jc w:val="left"/>
-            </w:pPr>
-            <w:r>
-              <w:t xml:space="preserve">screwdriver</w:t>
-            </w:r>
-          </w:p>
-        </w:tc>
-        <w:tc>
-          <w:tcPr>
-            <w:tcW w:type="dxa" w:w="2340"/>
-          </w:tcPr>
-          <w:p>
-            <w:pPr>
-              <w:pStyle w:val="Compact"/>
-              <w:jc w:val="left"/>
-            </w:pPr>
-            <w:r>
-              <w:t xml:space="preserve">tornavida</w:t>
-            </w:r>
-          </w:p>
-        </w:tc>
-        <w:tc>
-          <w:tcPr>
-            <w:tcW w:type="dxa" w:w="2340"/>
-          </w:tcPr>
-          <w:p>
-            <w:pPr>
-              <w:pStyle w:val="Compact"/>
-              <w:jc w:val="left"/>
-            </w:pPr>
-            <w:r>
-              <w:t xml:space="preserve">chave de fenda</w:t>
-            </w:r>
-          </w:p>
-        </w:tc>
-        <w:tc>
-          <w:tcPr>
-            <w:tcW w:type="dxa" w:w="2340"/>
-          </w:tcPr>
-          <w:p>
-            <w:pPr>
-              <w:pStyle w:val="Compact"/>
-              <w:jc w:val="left"/>
-            </w:pPr>
-            <w:r>
-              <w:t xml:space="preserve">destornillador</w:t>
-            </w:r>
-          </w:p>
-        </w:tc>
-      </w:tr>
-      <w:tr>
-        <w:tc>
-          <w:tcPr>
-            <w:tcW w:type="dxa" w:w="2340"/>
-          </w:tcPr>
-          <w:p>
-            <w:pPr>
-              <w:pStyle w:val="Compact"/>
-              <w:jc w:val="left"/>
-            </w:pPr>
-            <w:r>
-              <w:t xml:space="preserve">pliers</w:t>
-            </w:r>
-          </w:p>
-        </w:tc>
-        <w:tc>
-          <w:tcPr>
-            <w:tcW w:type="dxa" w:w="2340"/>
-          </w:tcPr>
-          <w:p>
-            <w:pPr>
-              <w:pStyle w:val="Compact"/>
-              <w:jc w:val="left"/>
-            </w:pPr>
-            <w:r>
-              <w:t xml:space="preserve">pense</w:t>
-            </w:r>
-          </w:p>
-        </w:tc>
-        <w:tc>
-          <w:tcPr>
-            <w:tcW w:type="dxa" w:w="2340"/>
-          </w:tcPr>
-          <w:p>
-            <w:pPr>
-              <w:pStyle w:val="Compact"/>
-              <w:jc w:val="left"/>
-            </w:pPr>
-            <w:r>
-              <w:t xml:space="preserve">alicate</w:t>
-            </w:r>
-          </w:p>
-        </w:tc>
-        <w:tc>
-          <w:tcPr>
-            <w:tcW w:type="dxa" w:w="2340"/>
-          </w:tcPr>
-          <w:p>
-            <w:pPr>
-              <w:pStyle w:val="Compact"/>
-              <w:jc w:val="left"/>
-            </w:pPr>
-            <w:r>
-              <w:t xml:space="preserve">alicates (pinzas)</w:t>
-            </w:r>
-          </w:p>
-        </w:tc>
-      </w:tr>
-      <w:tr>
-        <w:tc>
-          <w:tcPr>
-            <w:tcW w:type="dxa" w:w="2340"/>
-          </w:tcPr>
-          <w:p>
-            <w:pPr>
-              <w:pStyle w:val="Compact"/>
-              <w:jc w:val="left"/>
-            </w:pPr>
-            <w:r>
-              <w:t xml:space="preserve">wrench</w:t>
-            </w:r>
-          </w:p>
-        </w:tc>
-        <w:tc>
-          <w:tcPr>
-            <w:tcW w:type="dxa" w:w="2340"/>
-          </w:tcPr>
-          <w:p>
-            <w:pPr>
-              <w:pStyle w:val="Compact"/>
-              <w:jc w:val="left"/>
-            </w:pPr>
-            <w:r>
-              <w:t xml:space="preserve">İngiliz anahtarı</w:t>
-            </w:r>
-          </w:p>
-        </w:tc>
-        <w:tc>
-          <w:tcPr>
-            <w:tcW w:type="dxa" w:w="2340"/>
-          </w:tcPr>
-          <w:p>
-            <w:pPr>
-              <w:pStyle w:val="Compact"/>
-              <w:jc w:val="left"/>
-            </w:pPr>
-            <w:r>
-              <w:t xml:space="preserve">chave inglesa</w:t>
-            </w:r>
-          </w:p>
-        </w:tc>
-        <w:tc>
-          <w:tcPr>
-            <w:tcW w:type="dxa" w:w="2340"/>
-          </w:tcPr>
-          <w:p>
-            <w:pPr>
-              <w:pStyle w:val="Compact"/>
-              <w:jc w:val="left"/>
-            </w:pPr>
-            <w:r>
-              <w:t xml:space="preserve">llave inglesa</w:t>
-            </w:r>
-          </w:p>
-        </w:tc>
-      </w:tr>
-      <w:tr>
-        <w:tc>
-          <w:tcPr>
-            <w:tcW w:type="dxa" w:w="2340"/>
-          </w:tcPr>
-          <w:p>
-            <w:pPr>
-              <w:pStyle w:val="Compact"/>
-              <w:jc w:val="left"/>
-            </w:pPr>
-            <w:r>
-              <w:t xml:space="preserve">level</w:t>
-            </w:r>
-          </w:p>
-        </w:tc>
-        <w:tc>
-          <w:tcPr>
-            <w:tcW w:type="dxa" w:w="2340"/>
-          </w:tcPr>
-          <w:p>
-            <w:pPr>
-              <w:pStyle w:val="Compact"/>
-              <w:jc w:val="left"/>
-            </w:pPr>
-            <w:r>
-              <w:t xml:space="preserve">su terazisi</w:t>
-            </w:r>
-          </w:p>
-        </w:tc>
-        <w:tc>
-          <w:tcPr>
-            <w:tcW w:type="dxa" w:w="2340"/>
-          </w:tcPr>
-          <w:p>
-            <w:pPr>
-              <w:pStyle w:val="Compact"/>
-              <w:jc w:val="left"/>
-            </w:pPr>
-            <w:r>
-              <w:t xml:space="preserve">nível</w:t>
-            </w:r>
-          </w:p>
-        </w:tc>
-        <w:tc>
-          <w:tcPr>
-            <w:tcW w:type="dxa" w:w="2340"/>
-          </w:tcPr>
-          <w:p>
-            <w:pPr>
-              <w:pStyle w:val="Compact"/>
-              <w:jc w:val="left"/>
-            </w:pPr>
-            <w:r>
-              <w:t xml:space="preserve">nivel</w:t>
-            </w:r>
-          </w:p>
-        </w:tc>
-      </w:tr>
-      <w:tr>
-        <w:tc>
-          <w:tcPr>
-            <w:tcW w:type="dxa" w:w="2340"/>
-          </w:tcPr>
-          <w:p>
-            <w:pPr>
-              <w:pStyle w:val="Compact"/>
-              <w:jc w:val="left"/>
-            </w:pPr>
-            <w:r>
-              <w:t xml:space="preserve">tape measure</w:t>
-            </w:r>
-          </w:p>
-        </w:tc>
-        <w:tc>
-          <w:tcPr>
-            <w:tcW w:type="dxa" w:w="2340"/>
-          </w:tcPr>
-          <w:p>
-            <w:pPr>
-              <w:pStyle w:val="Compact"/>
-              <w:jc w:val="left"/>
-            </w:pPr>
-            <w:r>
-              <w:t xml:space="preserve">şerit metre</w:t>
-            </w:r>
-          </w:p>
-        </w:tc>
-        <w:tc>
-          <w:tcPr>
-            <w:tcW w:type="dxa" w:w="2340"/>
-          </w:tcPr>
-          <w:p>
-            <w:pPr>
-              <w:pStyle w:val="Compact"/>
-              <w:jc w:val="left"/>
-            </w:pPr>
-            <w:r>
-              <w:t xml:space="preserve">fita métrica (trena)</w:t>
-            </w:r>
-          </w:p>
-        </w:tc>
-        <w:tc>
-          <w:tcPr>
-            <w:tcW w:type="dxa" w:w="2340"/>
-          </w:tcPr>
-          <w:p>
-            <w:pPr>
-              <w:pStyle w:val="Compact"/>
-              <w:jc w:val="left"/>
-            </w:pPr>
-            <w:r>
-              <w:t xml:space="preserve">cinta métrica</w:t>
-            </w:r>
-          </w:p>
-        </w:tc>
-      </w:tr>
-      <w:tr>
-        <w:tc>
-          <w:tcPr>
-            <w:tcW w:type="dxa" w:w="2340"/>
-          </w:tcPr>
-          <w:p>
-            <w:pPr>
-              <w:pStyle w:val="Compact"/>
-              <w:jc w:val="left"/>
-            </w:pPr>
-            <w:r>
-              <w:t xml:space="preserve">plunger</w:t>
-            </w:r>
-          </w:p>
-        </w:tc>
-        <w:tc>
-          <w:tcPr>
-            <w:tcW w:type="dxa" w:w="2340"/>
-          </w:tcPr>
-          <w:p>
-            <w:pPr>
-              <w:pStyle w:val="Compact"/>
-              <w:jc w:val="left"/>
-            </w:pPr>
-            <w:r>
-              <w:t xml:space="preserve">pompa (lavabo pompası)</w:t>
-            </w:r>
-          </w:p>
-        </w:tc>
-        <w:tc>
-          <w:tcPr>
-            <w:tcW w:type="dxa" w:w="2340"/>
-          </w:tcPr>
-          <w:p>
-            <w:pPr>
-              <w:pStyle w:val="Compact"/>
-              <w:jc w:val="left"/>
-            </w:pPr>
-            <w:r>
-              <w:t xml:space="preserve">desentupidor</w:t>
-            </w:r>
-          </w:p>
-        </w:tc>
-        <w:tc>
-          <w:tcPr>
-            <w:tcW w:type="dxa" w:w="2340"/>
-          </w:tcPr>
-          <w:p>
-            <w:pPr>
-              <w:pStyle w:val="Compact"/>
-              <w:jc w:val="left"/>
-            </w:pPr>
-            <w:r>
-              <w:t xml:space="preserve">destapador (desatascador)</w:t>
-            </w:r>
-          </w:p>
-        </w:tc>
-      </w:tr>
-      <w:tr>
-        <w:tc>
-          <w:tcPr>
-            <w:tcW w:type="dxa" w:w="2340"/>
-          </w:tcPr>
-          <w:p>
-            <w:pPr>
-              <w:pStyle w:val="Compact"/>
-              <w:jc w:val="left"/>
-            </w:pPr>
-            <w:r>
-              <w:t xml:space="preserve">circuit breaker</w:t>
-            </w:r>
-          </w:p>
-        </w:tc>
-        <w:tc>
-          <w:tcPr>
-            <w:tcW w:type="dxa" w:w="2340"/>
-          </w:tcPr>
-          <w:p>
-            <w:pPr>
-              <w:pStyle w:val="Compact"/>
-              <w:jc w:val="left"/>
-            </w:pPr>
-            <w:r>
-              <w:t xml:space="preserve">sigorta (devre kesici)</w:t>
-            </w:r>
-          </w:p>
-        </w:tc>
-        <w:tc>
-          <w:tcPr>
-            <w:tcW w:type="dxa" w:w="2340"/>
-          </w:tcPr>
-          <w:p>
-            <w:pPr>
-              <w:pStyle w:val="Compact"/>
-              <w:jc w:val="left"/>
-            </w:pPr>
-            <w:r>
-              <w:t xml:space="preserve">disjuntor</w:t>
-            </w:r>
-          </w:p>
-        </w:tc>
-        <w:tc>
-          <w:tcPr>
-            <w:tcW w:type="dxa" w:w="2340"/>
-          </w:tcPr>
-          <w:p>
-            <w:pPr>
-              <w:pStyle w:val="Compact"/>
-              <w:jc w:val="left"/>
-            </w:pPr>
-            <w:r>
-              <w:t xml:space="preserve">interruptor (breaker)</w:t>
-            </w:r>
-          </w:p>
-        </w:tc>
-      </w:tr>
-      <w:tr>
-        <w:tc>
-          <w:tcPr>
-            <w:tcW w:type="dxa" w:w="2340"/>
-          </w:tcPr>
-          <w:p>
-            <w:pPr>
-              <w:pStyle w:val="Compact"/>
-              <w:jc w:val="left"/>
-            </w:pPr>
-            <w:r>
-              <w:t xml:space="preserve">filter</w:t>
-            </w:r>
-          </w:p>
-        </w:tc>
-        <w:tc>
-          <w:tcPr>
-            <w:tcW w:type="dxa" w:w="2340"/>
-          </w:tcPr>
-          <w:p>
-            <w:pPr>
-              <w:pStyle w:val="Compact"/>
-              <w:jc w:val="left"/>
-            </w:pPr>
-            <w:r>
-              <w:t xml:space="preserve">filtre</w:t>
-            </w:r>
-          </w:p>
-        </w:tc>
-        <w:tc>
-          <w:tcPr>
-            <w:tcW w:type="dxa" w:w="2340"/>
-          </w:tcPr>
-          <w:p>
-            <w:pPr>
-              <w:pStyle w:val="Compact"/>
-              <w:jc w:val="left"/>
-            </w:pPr>
-            <w:r>
-              <w:t xml:space="preserve">filtro</w:t>
-            </w:r>
-          </w:p>
-        </w:tc>
-        <w:tc>
-          <w:tcPr>
-            <w:tcW w:type="dxa" w:w="2340"/>
-          </w:tcPr>
-          <w:p>
-            <w:pPr>
-              <w:pStyle w:val="Compact"/>
-              <w:jc w:val="left"/>
-            </w:pPr>
-            <w:r>
-              <w:t xml:space="preserve">filtro</w:t>
-            </w:r>
-          </w:p>
-        </w:tc>
-      </w:tr>
-    </w:tbl>
-    <w:p>
-      <w:pPr>
-        <w:pStyle w:val="Heading2"/>
-      </w:pPr>
-      <w:bookmarkStart w:id="22" w:name="part-1-the-seven-small-jobs"/>
-      <w:r>
-        <w:t xml:space="preserve">Part 1: The seven small jobs</w:t>
-      </w:r>
-      <w:bookmarkEnd w:id="22"/>
-    </w:p>
-    <w:tbl>
-      <w:tblPr>
-        <w:tblStyle w:val="Table"/>
-        <w:tblW w:type="pct" w:w="5000"/>
-        <w:tblLook w:firstRow="1"/>
-      </w:tblPr>
-      <w:tblGrid>
-        <w:gridCol w:w="2340"/>
-        <w:gridCol w:w="2340"/>
-        <w:gridCol w:w="2340"/>
-        <w:gridCol w:w="2340"/>
-      </w:tblGrid>
-      <w:tr>
-        <w:trPr>
-          <w:cnfStyle w:firstRow="1"/>
-        </w:trPr>
-        <w:tc>
-          <w:tcPr>
-            <w:tcW w:type="dxa" w:w="2340"/>
-            <w:tcBorders>
-              <w:bottom w:val="single"/>
-            </w:tcBorders>
-            <w:vAlign w:val="bottom"/>
-          </w:tcPr>
-          <w:p>
-            <w:pPr>
-              <w:pStyle w:val="Compact"/>
-              <w:jc w:val="left"/>
-            </w:pPr>
-            <w:r>
               <w:t xml:space="preserve">Job</w:t>
             </w:r>
           </w:p>
@@ -1517,28 +1255,63 @@
       </w:r>
     </w:p>
     <w:p>
-      <w:r>
-        <w:br w:type="page"/>
-      </w:r>
-    </w:p>
-    <w:p>
-      <w:r>
-        <w:br w:type="page"/>
-      </w:r>
-    </w:p>
-    <w:p>
-      <w:r>
-        <w:br w:type="page"/>
-      </w:r>
-    </w:p>
-    <w:p>
-      <w:r>
-        <w:br w:type="page"/>
-      </w:r>
-    </w:p>
-    <w:p>
-      <w:r>
-        <w:br w:type="page"/>
+      <w:pPr>
+        <w:numPr>
+          <w:ilvl w:val="0"/>
+          <w:numId w:val="1001"/>
+        </w:numPr>
+        <w:pStyle w:val="Compact"/>
+      </w:pPr>
+      <w:r>
+        <w:t xml:space="preserve">___________________________________________</w:t>
+      </w:r>
+    </w:p>
+    <w:p>
+      <w:pPr>
+        <w:numPr>
+          <w:ilvl w:val="0"/>
+          <w:numId w:val="1001"/>
+        </w:numPr>
+        <w:pStyle w:val="Compact"/>
+      </w:pPr>
+      <w:r>
+        <w:t xml:space="preserve">___________________________________________</w:t>
+      </w:r>
+    </w:p>
+    <w:p>
+      <w:pPr>
+        <w:numPr>
+          <w:ilvl w:val="0"/>
+          <w:numId w:val="1001"/>
+        </w:numPr>
+        <w:pStyle w:val="Compact"/>
+      </w:pPr>
+      <w:r>
+        <w:t xml:space="preserve">___________________________________________</w:t>
+      </w:r>
+    </w:p>
+    <w:p>
+      <w:pPr>
+        <w:numPr>
+          <w:ilvl w:val="0"/>
+          <w:numId w:val="1001"/>
+        </w:numPr>
+        <w:pStyle w:val="Compact"/>
+      </w:pPr>
+      <w:r>
+        <w:t xml:space="preserve">___________________________________________</w:t>
+      </w:r>
+    </w:p>
+    <w:p>
+      <w:pPr>
+        <w:numPr>
+          <w:ilvl w:val="0"/>
+          <w:numId w:val="1001"/>
+        </w:numPr>
+        <w:pStyle w:val="Compact"/>
+      </w:pPr>
+      <w:r>
+        <w:t xml:space="preserve">___________________________________________</w:t>
       </w:r>
     </w:p>
     <w:p>

--- a/downloads/handouts/Unit 04/Handout 04.03 - Repair Station Cards and Maintenance Calendar.docx
+++ b/downloads/handouts/Unit 04/Handout 04.03 - Repair Station Cards and Maintenance Calendar.docx
@@ -1476,7 +1476,7 @@
         <w:pStyle w:val="Compact"/>
       </w:pPr>
       <w:r>
-        <w:t xml:space="preserve">Push down slowly to push the air out, then push and pull straight up and down six times, hard.</w:t>
+        <w:t xml:space="preserve">Push down slowly to push the air out. Then push and pull straight up and down six times, hard.</w:t>
       </w:r>
     </w:p>
     <w:p>
@@ -1798,7 +1798,7 @@
         <w:pStyle w:val="FirstParagraph"/>
       </w:pPr>
       <w:r>
-        <w:t xml:space="preserve">Safety: the level is a tool, not a sword. Two hands.</w:t>
+        <w:t xml:space="preserve">Safety: carry the level with two hands. Do not swing it.</w:t>
       </w:r>
     </w:p>
     <w:p>
